--- a/presentation/For-the-Presenter.docx
+++ b/presentation/For-the-Presenter.docx
@@ -42,6 +42,25 @@
           <w:sz w:val="24"/>
         </w:rPr>
         <w:t>You will give a short talk about a marketing website. Read this once, slowly. Click the sites if you can. Then we will mentor: the slides, the demo, and the speaking script. This briefing is so we are not starting from zero.</w:t>
+      </w:r>
+      <w:r>
+        <w:rPr>
+          <w:rFonts w:ascii="Georgia" w:eastAsia="Georgia" w:hAnsi="Georgia"/>
+          <w:i/>
+          <w:color w:val="6B645A"/>
+          <w:sz w:val="24"/>
+        </w:rPr>
+        <w:br/>
+      </w:r>
+      <w:r>
+        <w:rPr>
+          <w:rFonts w:ascii="Georgia" w:eastAsia="Georgia" w:hAnsi="Georgia"/>
+          <w:i/>
+          <w:color w:val="6B645A"/>
+          <w:sz w:val="24"/>
+        </w:rPr>
+        <w:br/>
+        <w:t>(*** You can google it when  you have some problems in the words which you don’t know ***)</w:t>
       </w:r>
     </w:p>
     <w:p>
@@ -396,6 +415,7 @@
           <w:color w:val="3A4A38"/>
           <w:sz w:val="36"/>
         </w:rPr>
+        <w:lastRenderedPageBreak/>
         <w:t>The catalog</w:t>
       </w:r>
     </w:p>
@@ -408,7 +428,6 @@
           <w:rFonts w:ascii="Calibri" w:eastAsia="Calibri" w:hAnsi="Calibri"/>
           <w:color w:val="1C1A16"/>
         </w:rPr>
-        <w:lastRenderedPageBreak/>
         <w:t>Thorn &amp; Furrow packs seed March through June. If a variety is listed, they grow it. Marketing should not wait on engineering for a new heading or a sold-out packet. Those are fields in the CMS.</w:t>
       </w:r>
     </w:p>
@@ -681,7 +700,39 @@
           <w:i/>
           <w:color w:val="6B645A"/>
         </w:rPr>
-        <w:t>Open if you can:  http://localhost:3000   and   http://localhost:3000/studio</w:t>
+        <w:t xml:space="preserve">Open if you can: </w:t>
+      </w:r>
+      <w:r>
+        <w:rPr>
+          <w:rFonts w:ascii="Calibri" w:eastAsia="Calibri" w:hAnsi="Calibri"/>
+          <w:i/>
+          <w:color w:val="6B645A"/>
+        </w:rPr>
+        <w:t>https://thornandfurrow-2ed4o5men-zenithzen22222-2223.vercel.app</w:t>
+      </w:r>
+      <w:r>
+        <w:rPr>
+          <w:rFonts w:ascii="Calibri" w:eastAsia="Calibri" w:hAnsi="Calibri"/>
+          <w:i/>
+          <w:color w:val="6B645A"/>
+        </w:rPr>
+        <w:t xml:space="preserve"> and   </w:t>
+      </w:r>
+      <w:r>
+        <w:rPr>
+          <w:rFonts w:ascii="Calibri" w:eastAsia="Calibri" w:hAnsi="Calibri"/>
+          <w:i/>
+          <w:color w:val="6B645A"/>
+        </w:rPr>
+        <w:t>https://thornandfurrow-2ed4o5men-zenithzen22222-2223.vercel.app</w:t>
+      </w:r>
+      <w:r>
+        <w:rPr>
+          <w:rFonts w:ascii="Calibri" w:eastAsia="Calibri" w:hAnsi="Calibri"/>
+          <w:i/>
+          <w:color w:val="6B645A"/>
+        </w:rPr>
+        <w:t>/studio</w:t>
       </w:r>
     </w:p>
     <w:p>
@@ -840,6 +891,7 @@
           <w:rFonts w:ascii="Calibri" w:eastAsia="Calibri" w:hAnsi="Calibri"/>
           <w:color w:val="1C1A16"/>
         </w:rPr>
+        <w:lastRenderedPageBreak/>
         <w:t>workshop — a field day</w:t>
       </w:r>
     </w:p>
@@ -864,7 +916,6 @@
           <w:rFonts w:ascii="Calibri" w:eastAsia="Calibri" w:hAnsi="Calibri"/>
           <w:color w:val="1C1A16"/>
         </w:rPr>
-        <w:lastRenderedPageBreak/>
         <w:t>Change Icehouse Tomato once. Home, the packet page, and the order form all update, because they point at the same document.</w:t>
       </w:r>
     </w:p>
@@ -1141,15 +1192,7 @@
                 <w:color w:val="1C1A16"/>
                 <w:sz w:val="20"/>
               </w:rPr>
-              <w:t xml:space="preserve"> - </w:t>
-            </w:r>
-            <w:r>
-              <w:rPr>
-                <w:rFonts w:ascii="Calibri" w:eastAsia="Calibri" w:hAnsi="Calibri"/>
-                <w:color w:val="1C1A16"/>
-                <w:sz w:val="20"/>
-              </w:rPr>
-              <w:t>How Next.js asks Sanity for content. Not Groq the AI company.</w:t>
+              <w:t xml:space="preserve"> - How Next.js asks Sanity for content. Not Groq the AI company.</w:t>
             </w:r>
           </w:p>
         </w:tc>
@@ -1223,15 +1266,7 @@
                 <w:color w:val="1C1A16"/>
                 <w:sz w:val="20"/>
               </w:rPr>
-              <w:t xml:space="preserve"> - </w:t>
-            </w:r>
-            <w:r>
-              <w:rPr>
-                <w:rFonts w:ascii="Calibri" w:eastAsia="Calibri" w:hAnsi="Calibri"/>
-                <w:color w:val="1C1A16"/>
-                <w:sz w:val="20"/>
-              </w:rPr>
-              <w:t>Cached pages that refresh on a timer (~60 seconds) instead of rebuilding the whole site.</w:t>
+              <w:t xml:space="preserve"> - Cached pages that refresh on a timer (~60 seconds) instead of rebuilding the whole site.</w:t>
             </w:r>
           </w:p>
         </w:tc>
@@ -1616,7 +1651,16 @@
                 <w:color w:val="1C1A16"/>
                 <w:sz w:val="20"/>
               </w:rPr>
-              <w:t>Studio → Catalog homepage → change the masthead heading → Publish → reload /</w:t>
+              <w:t xml:space="preserve">Studio → Catalog homepage → </w:t>
+            </w:r>
+            <w:r>
+              <w:rPr>
+                <w:rFonts w:ascii="Calibri" w:eastAsia="Calibri" w:hAnsi="Calibri"/>
+                <w:color w:val="1C1A16"/>
+                <w:sz w:val="20"/>
+              </w:rPr>
+              <w:lastRenderedPageBreak/>
+              <w:t>change the masthead heading → Publish → reload /</w:t>
             </w:r>
           </w:p>
         </w:tc>
@@ -1631,7 +1675,17 @@
                 <w:color w:val="1C1A16"/>
                 <w:sz w:val="20"/>
               </w:rPr>
-              <w:t>The heading is live. No deploy. That loop is the work.</w:t>
+              <w:lastRenderedPageBreak/>
+              <w:t xml:space="preserve">The heading is live. No deploy. That </w:t>
+            </w:r>
+            <w:r>
+              <w:rPr>
+                <w:rFonts w:ascii="Calibri" w:eastAsia="Calibri" w:hAnsi="Calibri"/>
+                <w:color w:val="1C1A16"/>
+                <w:sz w:val="20"/>
+              </w:rPr>
+              <w:lastRenderedPageBreak/>
+              <w:t>loop is the work.</w:t>
             </w:r>
           </w:p>
         </w:tc>
@@ -1649,6 +1703,7 @@
                 <w:color w:val="1C1A16"/>
                 <w:sz w:val="20"/>
               </w:rPr>
+              <w:lastRenderedPageBreak/>
               <w:t>4</w:t>
             </w:r>
           </w:p>
@@ -1681,16 +1736,7 @@
                 <w:color w:val="1C1A16"/>
                 <w:sz w:val="20"/>
               </w:rPr>
-              <w:t xml:space="preserve">The label is copy. The contract is </w:t>
-            </w:r>
-            <w:r>
-              <w:rPr>
-                <w:rFonts w:ascii="Calibri" w:eastAsia="Calibri" w:hAnsi="Calibri"/>
-                <w:color w:val="1C1A16"/>
-                <w:sz w:val="20"/>
-              </w:rPr>
-              <w:lastRenderedPageBreak/>
-              <w:t>eventId (hero_order / nav_order). Copy can change. Tracking does not break.</w:t>
+              <w:t>The label is copy. The contract is eventId (hero_order / nav_order). Copy can change. Tracking does not break.</w:t>
             </w:r>
           </w:p>
         </w:tc>
@@ -2050,6 +2096,7 @@
           <w:color w:val="3A4A38"/>
           <w:sz w:val="36"/>
         </w:rPr>
+        <w:lastRenderedPageBreak/>
         <w:t>Rules that do not move</w:t>
       </w:r>
     </w:p>
@@ -2062,7 +2109,6 @@
           <w:rFonts w:ascii="Calibri" w:eastAsia="Calibri" w:hAnsi="Calibri"/>
           <w:color w:val="1C1A16"/>
         </w:rPr>
-        <w:lastRenderedPageBreak/>
         <w:t>Never put NDA or interview language on the public Thorn &amp; Furrow site. That site should feel like a live catalog.</w:t>
       </w:r>
     </w:p>
@@ -3243,6 +3289,7 @@
   <w:style w:type="character" w:default="1" w:styleId="DefaultParagraphFont">
     <w:name w:val="Default Paragraph Font"/>
     <w:uiPriority w:val="1"/>
+    <w:semiHidden/>
     <w:unhideWhenUsed/>
   </w:style>
   <w:style w:type="table" w:default="1" w:styleId="TableNormal">
@@ -14018,6 +14065,29 @@
         <w:shd w:val="clear" w:color="auto" w:fill="FBCAA2" w:themeFill="accent6" w:themeFillTint="7F"/>
       </w:tcPr>
     </w:tblStylePr>
+  </w:style>
+  <w:style w:type="character" w:styleId="Hyperlink">
+    <w:name w:val="Hyperlink"/>
+    <w:basedOn w:val="DefaultParagraphFont"/>
+    <w:uiPriority w:val="99"/>
+    <w:unhideWhenUsed/>
+    <w:rsid w:val="00A67BC7"/>
+    <w:rPr>
+      <w:color w:val="0000FF" w:themeColor="hyperlink"/>
+      <w:u w:val="single"/>
+    </w:rPr>
+  </w:style>
+  <w:style w:type="character" w:styleId="UnresolvedMention">
+    <w:name w:val="Unresolved Mention"/>
+    <w:basedOn w:val="DefaultParagraphFont"/>
+    <w:uiPriority w:val="99"/>
+    <w:semiHidden/>
+    <w:unhideWhenUsed/>
+    <w:rsid w:val="00A67BC7"/>
+    <w:rPr>
+      <w:color w:val="605E5C"/>
+      <w:shd w:val="clear" w:color="auto" w:fill="E1DFDD"/>
+    </w:rPr>
   </w:style>
 </w:styles>
 </file>
